--- a/PKSS/PR9.docx
+++ b/PKSS/PR9.docx
@@ -1,6 +1,6 @@
 
 <file path=word/document.xml><?xml version="1.0" encoding="utf-8"?>
-<w:document xmlns:wpc="http://schemas.microsoft.com/office/word/2010/wordprocessingCanvas" xmlns:cx="http://schemas.microsoft.com/office/drawing/2014/chartex" xmlns:cx1="http://schemas.microsoft.com/office/drawing/2015/9/8/chartex" xmlns:cx2="http://schemas.microsoft.com/office/drawing/2015/10/21/chartex" xmlns:cx3="http://schemas.microsoft.com/office/drawing/2016/5/9/chartex" xmlns:cx4="http://schemas.microsoft.com/office/drawing/2016/5/10/chartex" xmlns:cx5="http://schemas.microsoft.com/office/drawing/2016/5/11/chartex" xmlns:cx6="http://schemas.microsoft.com/office/drawing/2016/5/12/chartex" xmlns:cx7="http://schemas.microsoft.com/office/drawing/2016/5/13/chartex" xmlns:cx8="http://schemas.microsoft.com/office/drawing/2016/5/14/chartex" xmlns:mc="http://schemas.openxmlformats.org/markup-compatibility/2006" xmlns:aink="http://schemas.microsoft.com/office/drawing/2016/ink" xmlns:am3d="http://schemas.microsoft.com/office/drawing/2017/model3d" xmlns:o="urn:schemas-microsoft-com:office:office" xmlns:oel="http://schemas.microsoft.com/office/2019/extlst" xmlns:r="http://schemas.openxmlformats.org/officeDocument/2006/relationships" xmlns:m="http://schemas.openxmlformats.org/officeDocument/2006/math" xmlns:v="urn:schemas-microsoft-com:vml" xmlns:wp14="http://schemas.microsoft.com/office/word/2010/wordprocessingDrawing" xmlns:wp="http://schemas.openxmlformats.org/drawingml/2006/wordprocessingDrawing" xmlns:w10="urn:schemas-microsoft-com:office:word" xmlns:w="http://schemas.openxmlformats.org/wordprocessingml/2006/main" xmlns:w14="http://schemas.microsoft.com/office/word/2010/wordml" xmlns:w15="http://schemas.microsoft.com/office/word/2012/wordml" xmlns:w16cex="http://schemas.microsoft.com/office/word/2018/wordml/cex" xmlns:w16cid="http://schemas.microsoft.com/office/word/2016/wordml/cid" xmlns:w16="http://schemas.microsoft.com/office/word/2018/wordml" xmlns:w16sdtdh="http://schemas.microsoft.com/office/word/2020/wordml/sdtdatahash" xmlns:w16se="http://schemas.microsoft.com/office/word/2015/wordml/symex" xmlns:wpg="http://schemas.microsoft.com/office/word/2010/wordprocessingGroup" xmlns:wpi="http://schemas.microsoft.com/office/word/2010/wordprocessingInk" xmlns:wne="http://schemas.microsoft.com/office/word/2006/wordml" xmlns:wps="http://schemas.microsoft.com/office/word/2010/wordprocessingShape" mc:Ignorable="w14 w15 w16se w16cid w16 w16cex w16sdtdh wp14">
+<w:document xmlns:wpc="http://schemas.microsoft.com/office/word/2010/wordprocessingCanvas" xmlns:cx="http://schemas.microsoft.com/office/drawing/2014/chartex" xmlns:cx1="http://schemas.microsoft.com/office/drawing/2015/9/8/chartex" xmlns:cx2="http://schemas.microsoft.com/office/drawing/2015/10/21/chartex" xmlns:cx3="http://schemas.microsoft.com/office/drawing/2016/5/9/chartex" xmlns:cx4="http://schemas.microsoft.com/office/drawing/2016/5/10/chartex" xmlns:cx5="http://schemas.microsoft.com/office/drawing/2016/5/11/chartex" xmlns:cx6="http://schemas.microsoft.com/office/drawing/2016/5/12/chartex" xmlns:cx7="http://schemas.microsoft.com/office/drawing/2016/5/13/chartex" xmlns:cx8="http://schemas.microsoft.com/office/drawing/2016/5/14/chartex" xmlns:mc="http://schemas.openxmlformats.org/markup-compatibility/2006" xmlns:aink="http://schemas.microsoft.com/office/drawing/2016/ink" xmlns:am3d="http://schemas.microsoft.com/office/drawing/2017/model3d" xmlns:o="urn:schemas-microsoft-com:office:office" xmlns:oel="http://schemas.microsoft.com/office/2019/extlst" xmlns:r="http://schemas.openxmlformats.org/officeDocument/2006/relationships" xmlns:m="http://schemas.openxmlformats.org/officeDocument/2006/math" xmlns:v="urn:schemas-microsoft-com:vml" xmlns:wp14="http://schemas.microsoft.com/office/word/2010/wordprocessingDrawing" xmlns:wp="http://schemas.openxmlformats.org/drawingml/2006/wordprocessingDrawing" xmlns:w10="urn:schemas-microsoft-com:office:word" xmlns:w="http://schemas.openxmlformats.org/wordprocessingml/2006/main" xmlns:w14="http://schemas.microsoft.com/office/word/2010/wordml" xmlns:w15="http://schemas.microsoft.com/office/word/2012/wordml" xmlns:w16cex="http://schemas.microsoft.com/office/word/2018/wordml/cex" xmlns:w16cid="http://schemas.microsoft.com/office/word/2016/wordml/cid" xmlns:w16="http://schemas.microsoft.com/office/word/2018/wordml" xmlns:w16du="http://schemas.microsoft.com/office/word/2023/wordml/word16du" xmlns:w16sdtdh="http://schemas.microsoft.com/office/word/2020/wordml/sdtdatahash" xmlns:w16sdtfl="http://schemas.microsoft.com/office/word/2024/wordml/sdtformatlock" xmlns:w16se="http://schemas.microsoft.com/office/word/2015/wordml/symex" xmlns:wpg="http://schemas.microsoft.com/office/word/2010/wordprocessingGroup" xmlns:wpi="http://schemas.microsoft.com/office/word/2010/wordprocessingInk" xmlns:wne="http://schemas.microsoft.com/office/word/2006/wordml" xmlns:wps="http://schemas.microsoft.com/office/word/2010/wordprocessingShape" mc:Ignorable="w14 w15 w16se w16cid w16 w16cex w16sdtdh w16sdtfl w16du wp14">
   <w:body>
     <w:p>
       <w:pPr>
@@ -241,22 +241,7 @@
                 <w:lang w:eastAsia="ru-RU"/>
                 <w14:ligatures w14:val="none"/>
               </w:rPr>
-              <w:t>«</w:t>
-            </w:r>
-            <w:proofErr w:type="gramStart"/>
-            <w:r>
-              <w:rPr>
-                <w:rFonts w:ascii="Times New Roman" w:eastAsia="Times New Roman" w:hAnsi="Times New Roman" w:cs="Times New Roman"/>
-                <w:b/>
-                <w:bCs/>
-                <w:color w:val="000000"/>
-                <w:kern w:val="36"/>
-                <w:sz w:val="28"/>
-                <w:szCs w:val="28"/>
-                <w:lang w:eastAsia="ru-RU"/>
-                <w14:ligatures w14:val="none"/>
-              </w:rPr>
-              <w:t xml:space="preserve">МИРЭА </w:t>
+              <w:t xml:space="preserve">«МИРЭА </w:t>
             </w:r>
             <w:r>
               <w:rPr>
@@ -282,22 +267,7 @@
                 <w:lang w:eastAsia="ru-RU"/>
                 <w14:ligatures w14:val="none"/>
               </w:rPr>
-              <w:t>Российский</w:t>
-            </w:r>
-            <w:proofErr w:type="gramEnd"/>
-            <w:r>
-              <w:rPr>
-                <w:rFonts w:ascii="Times New Roman" w:eastAsia="Times New Roman" w:hAnsi="Times New Roman" w:cs="Times New Roman"/>
-                <w:b/>
-                <w:bCs/>
-                <w:color w:val="000000"/>
-                <w:kern w:val="36"/>
-                <w:sz w:val="28"/>
-                <w:szCs w:val="28"/>
-                <w:lang w:eastAsia="ru-RU"/>
-                <w14:ligatures w14:val="none"/>
-              </w:rPr>
-              <w:t xml:space="preserve"> технологический университет»</w:t>
+              <w:t>Российский технологический университет»</w:t>
             </w:r>
           </w:p>
           <w:p>
@@ -605,18 +575,7 @@
                 <w:lang w:eastAsia="zh-CN" w:bidi="hi-IN"/>
                 <w14:ligatures w14:val="none"/>
               </w:rPr>
-              <w:t xml:space="preserve">Проектирование </w:t>
-            </w:r>
-            <w:proofErr w:type="gramStart"/>
-            <w:r>
-              <w:rPr>
-                <w:rFonts w:ascii="Times New Roman" w:eastAsia="Droid Sans Fallback" w:hAnsi="Times New Roman" w:cs="Times New Roman"/>
-                <w:sz w:val="28"/>
-                <w:szCs w:val="28"/>
-                <w:lang w:eastAsia="zh-CN" w:bidi="hi-IN"/>
-                <w14:ligatures w14:val="none"/>
-              </w:rPr>
-              <w:t>клиент</w:t>
+              <w:t>Проектирование клиент</w:t>
             </w:r>
             <w:r>
               <w:rPr>
@@ -646,18 +605,7 @@
                 <w:lang w:eastAsia="zh-CN" w:bidi="hi-IN"/>
                 <w14:ligatures w14:val="none"/>
               </w:rPr>
-              <w:t>серверных</w:t>
-            </w:r>
-            <w:proofErr w:type="gramEnd"/>
-            <w:r>
-              <w:rPr>
-                <w:rFonts w:ascii="Times New Roman" w:eastAsia="Droid Sans Fallback" w:hAnsi="Times New Roman" w:cs="Times New Roman"/>
-                <w:sz w:val="28"/>
-                <w:szCs w:val="28"/>
-                <w:lang w:eastAsia="zh-CN" w:bidi="hi-IN"/>
-                <w14:ligatures w14:val="none"/>
-              </w:rPr>
-              <w:t xml:space="preserve"> систем</w:t>
+              <w:t>серверных систем</w:t>
             </w:r>
             <w:r>
               <w:rPr>
@@ -772,7 +720,55 @@
                 <w:lang w:eastAsia="ru-RU"/>
                 <w14:ligatures w14:val="none"/>
               </w:rPr>
-              <w:t>Выполнил: студент группы ИКБО3322</w:t>
+              <w:t>Выполнил: студент группы ИКБО</w:t>
+            </w:r>
+            <w:r>
+              <w:rPr>
+                <w:rFonts w:ascii="Times New Roman" w:eastAsia="Times New Roman" w:hAnsi="Times New Roman" w:cs="Times New Roman"/>
+                <w:color w:val="000000"/>
+                <w:kern w:val="0"/>
+                <w:sz w:val="28"/>
+                <w:szCs w:val="28"/>
+                <w:lang w:eastAsia="ru-RU"/>
+                <w14:ligatures w14:val="none"/>
+              </w:rPr>
+              <w:t>-</w:t>
+            </w:r>
+            <w:r>
+              <w:rPr>
+                <w:rFonts w:ascii="Times New Roman" w:eastAsia="Times New Roman" w:hAnsi="Times New Roman" w:cs="Times New Roman"/>
+                <w:color w:val="000000"/>
+                <w:kern w:val="0"/>
+                <w:sz w:val="28"/>
+                <w:szCs w:val="28"/>
+                <w:lang w:eastAsia="ru-RU"/>
+                <w14:ligatures w14:val="none"/>
+              </w:rPr>
+              <w:t>33</w:t>
+            </w:r>
+            <w:r>
+              <w:rPr>
+                <w:rFonts w:ascii="Times New Roman" w:eastAsia="Times New Roman" w:hAnsi="Times New Roman" w:cs="Times New Roman"/>
+                <w:color w:val="000000"/>
+                <w:kern w:val="0"/>
+                <w:sz w:val="28"/>
+                <w:szCs w:val="28"/>
+                <w:lang w:eastAsia="ru-RU"/>
+                <w14:ligatures w14:val="none"/>
+              </w:rPr>
+              <w:t>-</w:t>
+            </w:r>
+            <w:r>
+              <w:rPr>
+                <w:rFonts w:ascii="Times New Roman" w:eastAsia="Times New Roman" w:hAnsi="Times New Roman" w:cs="Times New Roman"/>
+                <w:color w:val="000000"/>
+                <w:kern w:val="0"/>
+                <w:sz w:val="28"/>
+                <w:szCs w:val="28"/>
+                <w:lang w:eastAsia="ru-RU"/>
+                <w14:ligatures w14:val="none"/>
+              </w:rPr>
+              <w:t>22</w:t>
             </w:r>
           </w:p>
         </w:tc>
@@ -900,7 +896,6 @@
                 <w14:ligatures w14:val="none"/>
               </w:rPr>
             </w:pPr>
-            <w:proofErr w:type="spellStart"/>
             <w:r>
               <w:rPr>
                 <w:rFonts w:ascii="Times New Roman" w:eastAsia="Times New Roman" w:hAnsi="Times New Roman" w:cs="Times New Roman"/>
@@ -911,20 +906,7 @@
                 <w:lang w:eastAsia="ru-RU"/>
                 <w14:ligatures w14:val="none"/>
               </w:rPr>
-              <w:t>Иерусалимов</w:t>
-            </w:r>
-            <w:proofErr w:type="spellEnd"/>
-            <w:r>
-              <w:rPr>
-                <w:rFonts w:ascii="Times New Roman" w:eastAsia="Times New Roman" w:hAnsi="Times New Roman" w:cs="Times New Roman"/>
-                <w:color w:val="000000"/>
-                <w:kern w:val="0"/>
-                <w:sz w:val="28"/>
-                <w:szCs w:val="28"/>
-                <w:lang w:eastAsia="ru-RU"/>
-                <w14:ligatures w14:val="none"/>
-              </w:rPr>
-              <w:t xml:space="preserve"> И.Д.</w:t>
+              <w:t>Иерусалимов И.Д.</w:t>
             </w:r>
           </w:p>
         </w:tc>
@@ -1133,9 +1115,8 @@
           <w:lang w:eastAsia="ru-RU"/>
           <w14:ligatures w14:val="none"/>
         </w:rPr>
-        <w:t xml:space="preserve">Практическая работа выполнена </w:t>
+        <w:t>Практическая работа выполнена «</w:t>
       </w:r>
-      <w:proofErr w:type="gramStart"/>
       <w:r>
         <w:rPr>
           <w:rFonts w:ascii="Times New Roman" w:eastAsia="Times New Roman" w:hAnsi="Times New Roman" w:cs="Times New Roman"/>
@@ -1143,37 +1124,11 @@
           <w:kern w:val="0"/>
           <w:sz w:val="28"/>
           <w:szCs w:val="28"/>
-          <w:lang w:eastAsia="ru-RU"/>
-          <w14:ligatures w14:val="none"/>
-        </w:rPr>
-        <w:t>«</w:t>
-      </w:r>
-      <w:r>
-        <w:rPr>
-          <w:rFonts w:ascii="Times New Roman" w:eastAsia="Times New Roman" w:hAnsi="Times New Roman" w:cs="Times New Roman"/>
-          <w:color w:val="000000"/>
-          <w:kern w:val="0"/>
-          <w:sz w:val="28"/>
-          <w:szCs w:val="28"/>
           <w:u w:val="single"/>
           <w:lang w:eastAsia="ru-RU"/>
           <w14:ligatures w14:val="none"/>
         </w:rPr>
-        <w:t xml:space="preserve">  </w:t>
-      </w:r>
-      <w:proofErr w:type="gramEnd"/>
-      <w:r>
-        <w:rPr>
-          <w:rFonts w:ascii="Times New Roman" w:eastAsia="Times New Roman" w:hAnsi="Times New Roman" w:cs="Times New Roman"/>
-          <w:color w:val="000000"/>
-          <w:kern w:val="0"/>
-          <w:sz w:val="28"/>
-          <w:szCs w:val="28"/>
-          <w:u w:val="single"/>
-          <w:lang w:eastAsia="ru-RU"/>
-          <w14:ligatures w14:val="none"/>
-        </w:rPr>
-        <w:t xml:space="preserve">   </w:t>
+        <w:t xml:space="preserve">     </w:t>
       </w:r>
       <w:r>
         <w:rPr>
@@ -1271,9 +1226,8 @@
           <w:lang w:eastAsia="ru-RU"/>
           <w14:ligatures w14:val="none"/>
         </w:rPr>
-        <w:t xml:space="preserve">Зачтено </w:t>
+        <w:t>Зачтено «</w:t>
       </w:r>
-      <w:proofErr w:type="gramStart"/>
       <w:r>
         <w:rPr>
           <w:rFonts w:ascii="Times New Roman" w:eastAsia="Times New Roman" w:hAnsi="Times New Roman" w:cs="Times New Roman"/>
@@ -1281,37 +1235,11 @@
           <w:kern w:val="0"/>
           <w:sz w:val="28"/>
           <w:szCs w:val="28"/>
-          <w:lang w:eastAsia="ru-RU"/>
-          <w14:ligatures w14:val="none"/>
-        </w:rPr>
-        <w:t>«</w:t>
-      </w:r>
-      <w:r>
-        <w:rPr>
-          <w:rFonts w:ascii="Times New Roman" w:eastAsia="Times New Roman" w:hAnsi="Times New Roman" w:cs="Times New Roman"/>
-          <w:color w:val="000000"/>
-          <w:kern w:val="0"/>
-          <w:sz w:val="28"/>
-          <w:szCs w:val="28"/>
           <w:u w:val="single"/>
           <w:lang w:eastAsia="ru-RU"/>
           <w14:ligatures w14:val="none"/>
         </w:rPr>
-        <w:t xml:space="preserve">  </w:t>
-      </w:r>
-      <w:proofErr w:type="gramEnd"/>
-      <w:r>
-        <w:rPr>
-          <w:rFonts w:ascii="Times New Roman" w:eastAsia="Times New Roman" w:hAnsi="Times New Roman" w:cs="Times New Roman"/>
-          <w:color w:val="000000"/>
-          <w:kern w:val="0"/>
-          <w:sz w:val="28"/>
-          <w:szCs w:val="28"/>
-          <w:u w:val="single"/>
-          <w:lang w:eastAsia="ru-RU"/>
-          <w14:ligatures w14:val="none"/>
-        </w:rPr>
-        <w:t xml:space="preserve">   </w:t>
+        <w:t xml:space="preserve">     </w:t>
       </w:r>
       <w:r>
         <w:rPr>
@@ -1683,25 +1611,7 @@
           <w:sz w:val="28"/>
           <w:szCs w:val="28"/>
         </w:rPr>
-        <w:t xml:space="preserve"> в User-Service через надёжный канал, а затем уведомляет </w:t>
-      </w:r>
-      <w:proofErr w:type="spellStart"/>
-      <w:r>
-        <w:rPr>
-          <w:rFonts w:ascii="Times New Roman" w:hAnsi="Times New Roman" w:cs="Times New Roman"/>
-          <w:sz w:val="28"/>
-          <w:szCs w:val="28"/>
-        </w:rPr>
-        <w:t>Feed</w:t>
-      </w:r>
-      <w:proofErr w:type="spellEnd"/>
-      <w:r>
-        <w:rPr>
-          <w:rFonts w:ascii="Times New Roman" w:hAnsi="Times New Roman" w:cs="Times New Roman"/>
-          <w:sz w:val="28"/>
-          <w:szCs w:val="28"/>
-        </w:rPr>
-        <w:t>-Service об изменении.</w:t>
+        <w:t xml:space="preserve"> в User-Service через надёжный канал, а затем уведомляет Feed-Service об изменении.</w:t>
       </w:r>
     </w:p>
     <w:p>
@@ -1888,7 +1798,6 @@
           <w:rFonts w:ascii="Times New Roman" w:hAnsi="Times New Roman" w:cs="Times New Roman"/>
           <w:sz w:val="28"/>
           <w:szCs w:val="28"/>
-          <w:lang w:val="en-US"/>
         </w:rPr>
       </w:pPr>
       <w:r>
@@ -1919,7 +1828,6 @@
           <w:rFonts w:ascii="Times New Roman" w:hAnsi="Times New Roman" w:cs="Times New Roman"/>
           <w:sz w:val="28"/>
           <w:szCs w:val="28"/>
-          <w:lang w:val="en-US"/>
         </w:rPr>
       </w:pPr>
     </w:p>
@@ -1969,43 +1877,7 @@
           <w:sz w:val="28"/>
           <w:szCs w:val="28"/>
         </w:rPr>
-        <w:t>Мы применяем BFF-слой, расположенный за API Gateway, чтобы разные клиенты (</w:t>
-      </w:r>
-      <w:proofErr w:type="spellStart"/>
-      <w:r>
-        <w:rPr>
-          <w:rFonts w:ascii="Times New Roman" w:hAnsi="Times New Roman" w:cs="Times New Roman"/>
-          <w:sz w:val="28"/>
-          <w:szCs w:val="28"/>
-        </w:rPr>
-        <w:t>mobile</w:t>
-      </w:r>
-      <w:proofErr w:type="spellEnd"/>
-      <w:r>
-        <w:rPr>
-          <w:rFonts w:ascii="Times New Roman" w:hAnsi="Times New Roman" w:cs="Times New Roman"/>
-          <w:sz w:val="28"/>
-          <w:szCs w:val="28"/>
-        </w:rPr>
-        <w:t>/</w:t>
-      </w:r>
-      <w:proofErr w:type="spellStart"/>
-      <w:r>
-        <w:rPr>
-          <w:rFonts w:ascii="Times New Roman" w:hAnsi="Times New Roman" w:cs="Times New Roman"/>
-          <w:sz w:val="28"/>
-          <w:szCs w:val="28"/>
-        </w:rPr>
-        <w:t>web</w:t>
-      </w:r>
-      <w:proofErr w:type="spellEnd"/>
-      <w:r>
-        <w:rPr>
-          <w:rFonts w:ascii="Times New Roman" w:hAnsi="Times New Roman" w:cs="Times New Roman"/>
-          <w:sz w:val="28"/>
-          <w:szCs w:val="28"/>
-        </w:rPr>
-        <w:t>) получали разный состав данных.</w:t>
+        <w:t>Мы применяем BFF-слой, расположенный за API Gateway, чтобы разные клиенты (mobile/web) получали разный состав данных.</w:t>
       </w:r>
     </w:p>
     <w:p>
@@ -2049,29 +1921,7 @@
           <w:szCs w:val="28"/>
           <w:u w:val="single"/>
         </w:rPr>
-        <w:t>О</w:t>
-      </w:r>
-      <w:r>
-        <w:rPr>
-          <w:rFonts w:ascii="Times New Roman" w:hAnsi="Times New Roman" w:cs="Times New Roman"/>
-          <w:i/>
-          <w:iCs/>
-          <w:sz w:val="28"/>
-          <w:szCs w:val="28"/>
-          <w:u w:val="single"/>
-        </w:rPr>
-        <w:t>босновани</w:t>
-      </w:r>
-      <w:r>
-        <w:rPr>
-          <w:rFonts w:ascii="Times New Roman" w:hAnsi="Times New Roman" w:cs="Times New Roman"/>
-          <w:i/>
-          <w:iCs/>
-          <w:sz w:val="28"/>
-          <w:szCs w:val="28"/>
-          <w:u w:val="single"/>
-        </w:rPr>
-        <w:t>е</w:t>
+        <w:t>Обоснование</w:t>
       </w:r>
     </w:p>
     <w:p>
@@ -2096,43 +1946,7 @@
           <w:sz w:val="28"/>
           <w:szCs w:val="28"/>
         </w:rPr>
-        <w:t xml:space="preserve">BFF позволяет сделать адаптированные ответы: </w:t>
-      </w:r>
-      <w:proofErr w:type="spellStart"/>
-      <w:r>
-        <w:rPr>
-          <w:rFonts w:ascii="Times New Roman" w:hAnsi="Times New Roman" w:cs="Times New Roman"/>
-          <w:sz w:val="28"/>
-          <w:szCs w:val="28"/>
-        </w:rPr>
-        <w:t>mobile</w:t>
-      </w:r>
-      <w:proofErr w:type="spellEnd"/>
-      <w:r>
-        <w:rPr>
-          <w:rFonts w:ascii="Times New Roman" w:hAnsi="Times New Roman" w:cs="Times New Roman"/>
-          <w:sz w:val="28"/>
-          <w:szCs w:val="28"/>
-        </w:rPr>
-        <w:t xml:space="preserve"> получает лёгкие ответы (≤20 КБ), </w:t>
-      </w:r>
-      <w:proofErr w:type="spellStart"/>
-      <w:r>
-        <w:rPr>
-          <w:rFonts w:ascii="Times New Roman" w:hAnsi="Times New Roman" w:cs="Times New Roman"/>
-          <w:sz w:val="28"/>
-          <w:szCs w:val="28"/>
-        </w:rPr>
-        <w:t>web</w:t>
-      </w:r>
-      <w:proofErr w:type="spellEnd"/>
-      <w:r>
-        <w:rPr>
-          <w:rFonts w:ascii="Times New Roman" w:hAnsi="Times New Roman" w:cs="Times New Roman"/>
-          <w:sz w:val="28"/>
-          <w:szCs w:val="28"/>
-        </w:rPr>
-        <w:t xml:space="preserve"> — расширенные (до 50 КБ).</w:t>
+        <w:t>BFF позволяет сделать адаптированные ответы: mobile получает лёгкие ответы (≤20 КБ), web — расширенные (до 50 КБ).</w:t>
       </w:r>
     </w:p>
     <w:p>
@@ -2207,41 +2021,7 @@
           <w:sz w:val="28"/>
           <w:szCs w:val="28"/>
         </w:rPr>
-        <w:t>Под BFF проще внедрять кеши</w:t>
-      </w:r>
-      <w:r>
-        <w:rPr>
-          <w:rFonts w:ascii="Times New Roman" w:hAnsi="Times New Roman" w:cs="Times New Roman"/>
-          <w:sz w:val="28"/>
-          <w:szCs w:val="28"/>
-        </w:rPr>
-        <w:t xml:space="preserve"> и </w:t>
-      </w:r>
-      <w:proofErr w:type="spellStart"/>
-      <w:r>
-        <w:rPr>
-          <w:rFonts w:ascii="Times New Roman" w:hAnsi="Times New Roman" w:cs="Times New Roman"/>
-          <w:sz w:val="28"/>
-          <w:szCs w:val="28"/>
-        </w:rPr>
-        <w:t>дедупликацию</w:t>
-      </w:r>
-      <w:proofErr w:type="spellEnd"/>
-      <w:r>
-        <w:rPr>
-          <w:rFonts w:ascii="Times New Roman" w:hAnsi="Times New Roman" w:cs="Times New Roman"/>
-          <w:sz w:val="28"/>
-          <w:szCs w:val="28"/>
-        </w:rPr>
-        <w:t xml:space="preserve"> запросов</w:t>
-      </w:r>
-      <w:r>
-        <w:rPr>
-          <w:rFonts w:ascii="Times New Roman" w:hAnsi="Times New Roman" w:cs="Times New Roman"/>
-          <w:sz w:val="28"/>
-          <w:szCs w:val="28"/>
-        </w:rPr>
-        <w:t>.</w:t>
+        <w:t>Под BFF проще внедрять кеши и дедупликацию запросов.</w:t>
       </w:r>
     </w:p>
     <w:p>
@@ -2308,33 +2088,114 @@
           <w:szCs w:val="28"/>
         </w:rPr>
         <w:lastRenderedPageBreak/>
-        <w:t xml:space="preserve">Панорама </w:t>
+        <w:t>Панорама ArchiMate</w:t>
       </w:r>
-      <w:proofErr w:type="spellStart"/>
+    </w:p>
+    <w:p>
+      <w:pPr>
+        <w:spacing w:after="0" w:line="240" w:lineRule="auto"/>
+        <w:ind w:firstLine="709"/>
+        <w:jc w:val="center"/>
+        <w:rPr>
+          <w:rFonts w:ascii="Times New Roman" w:hAnsi="Times New Roman" w:cs="Times New Roman"/>
+          <w:sz w:val="28"/>
+          <w:szCs w:val="28"/>
+          <w:lang w:val="en-US"/>
+        </w:rPr>
+      </w:pPr>
       <w:r>
         <w:rPr>
           <w:rFonts w:ascii="Times New Roman" w:hAnsi="Times New Roman" w:cs="Times New Roman"/>
-          <w:b/>
-          <w:bCs/>
+          <w:noProof/>
+          <w:sz w:val="28"/>
+          <w:szCs w:val="28"/>
+          <w:lang w:val="en-US"/>
+        </w:rPr>
+        <w:drawing>
+          <wp:inline distT="0" distB="0" distL="0" distR="0" wp14:anchorId="41D7D01F" wp14:editId="0BCA767A">
+            <wp:extent cx="5400000" cy="3085714"/>
+            <wp:effectExtent l="0" t="0" r="0" b="635"/>
+            <wp:docPr id="2110531865" name="Рисунок 1"/>
+            <wp:cNvGraphicFramePr>
+              <a:graphicFrameLocks xmlns:a="http://schemas.openxmlformats.org/drawingml/2006/main" noChangeAspect="1"/>
+            </wp:cNvGraphicFramePr>
+            <a:graphic xmlns:a="http://schemas.openxmlformats.org/drawingml/2006/main">
+              <a:graphicData uri="http://schemas.openxmlformats.org/drawingml/2006/picture">
+                <pic:pic xmlns:pic="http://schemas.openxmlformats.org/drawingml/2006/picture">
+                  <pic:nvPicPr>
+                    <pic:cNvPr id="0" name="Picture 1"/>
+                    <pic:cNvPicPr>
+                      <a:picLocks noChangeAspect="1" noChangeArrowheads="1"/>
+                    </pic:cNvPicPr>
+                  </pic:nvPicPr>
+                  <pic:blipFill>
+                    <a:blip r:embed="rId7">
+                      <a:extLst>
+                        <a:ext uri="{28A0092B-C50C-407E-A947-70E740481C1C}">
+                          <a14:useLocalDpi xmlns:a14="http://schemas.microsoft.com/office/drawing/2010/main" val="0"/>
+                        </a:ext>
+                      </a:extLst>
+                    </a:blip>
+                    <a:srcRect/>
+                    <a:stretch>
+                      <a:fillRect/>
+                    </a:stretch>
+                  </pic:blipFill>
+                  <pic:spPr bwMode="auto">
+                    <a:xfrm>
+                      <a:off x="0" y="0"/>
+                      <a:ext cx="5400000" cy="3085714"/>
+                    </a:xfrm>
+                    <a:prstGeom prst="rect">
+                      <a:avLst/>
+                    </a:prstGeom>
+                    <a:noFill/>
+                    <a:ln>
+                      <a:noFill/>
+                    </a:ln>
+                  </pic:spPr>
+                </pic:pic>
+              </a:graphicData>
+            </a:graphic>
+          </wp:inline>
+        </w:drawing>
+      </w:r>
+    </w:p>
+    <w:p>
+      <w:pPr>
+        <w:spacing w:after="0" w:line="240" w:lineRule="auto"/>
+        <w:ind w:firstLine="709"/>
+        <w:jc w:val="center"/>
+        <w:rPr>
+          <w:rFonts w:ascii="Times New Roman" w:hAnsi="Times New Roman" w:cs="Times New Roman"/>
+          <w:sz w:val="28"/>
+          <w:szCs w:val="28"/>
+        </w:rPr>
+      </w:pPr>
+      <w:r>
+        <w:rPr>
+          <w:rFonts w:ascii="Times New Roman" w:hAnsi="Times New Roman" w:cs="Times New Roman"/>
+          <w:sz w:val="28"/>
+          <w:szCs w:val="28"/>
+        </w:rPr>
+        <w:t xml:space="preserve">Рисунок 1 – </w:t>
+      </w:r>
+      <w:r>
+        <w:rPr>
+          <w:rFonts w:ascii="Times New Roman" w:hAnsi="Times New Roman" w:cs="Times New Roman"/>
           <w:sz w:val="28"/>
           <w:szCs w:val="28"/>
         </w:rPr>
         <w:t>ArchiMate</w:t>
       </w:r>
-      <w:proofErr w:type="spellEnd"/>
-    </w:p>
-    <w:p>
-      <w:pPr>
-        <w:spacing w:after="0" w:line="360" w:lineRule="auto"/>
-        <w:ind w:firstLine="709"/>
-        <w:jc w:val="both"/>
+      <w:r>
         <w:rPr>
           <w:rFonts w:ascii="Times New Roman" w:hAnsi="Times New Roman" w:cs="Times New Roman"/>
           <w:sz w:val="28"/>
           <w:szCs w:val="28"/>
-          <w:lang w:val="en-US"/>
-        </w:rPr>
-      </w:pPr>
+        </w:rPr>
+        <w:t xml:space="preserve"> диаграмма</w:t>
+      </w:r>
     </w:p>
     <w:sectPr>
       <w:pgSz w:w="11906" w:h="16838"/>
@@ -2347,7 +2208,7 @@
 </file>
 
 <file path=word/numbering.xml><?xml version="1.0" encoding="utf-8"?>
-<w:numbering xmlns:wpc="http://schemas.microsoft.com/office/word/2010/wordprocessingCanvas" xmlns:cx="http://schemas.microsoft.com/office/drawing/2014/chartex" xmlns:cx1="http://schemas.microsoft.com/office/drawing/2015/9/8/chartex" xmlns:cx2="http://schemas.microsoft.com/office/drawing/2015/10/21/chartex" xmlns:cx3="http://schemas.microsoft.com/office/drawing/2016/5/9/chartex" xmlns:cx4="http://schemas.microsoft.com/office/drawing/2016/5/10/chartex" xmlns:cx5="http://schemas.microsoft.com/office/drawing/2016/5/11/chartex" xmlns:cx6="http://schemas.microsoft.com/office/drawing/2016/5/12/chartex" xmlns:cx7="http://schemas.microsoft.com/office/drawing/2016/5/13/chartex" xmlns:cx8="http://schemas.microsoft.com/office/drawing/2016/5/14/chartex" xmlns:mc="http://schemas.openxmlformats.org/markup-compatibility/2006" xmlns:aink="http://schemas.microsoft.com/office/drawing/2016/ink" xmlns:am3d="http://schemas.microsoft.com/office/drawing/2017/model3d" xmlns:o="urn:schemas-microsoft-com:office:office" xmlns:oel="http://schemas.microsoft.com/office/2019/extlst" xmlns:r="http://schemas.openxmlformats.org/officeDocument/2006/relationships" xmlns:m="http://schemas.openxmlformats.org/officeDocument/2006/math" xmlns:v="urn:schemas-microsoft-com:vml" xmlns:wp14="http://schemas.microsoft.com/office/word/2010/wordprocessingDrawing" xmlns:wp="http://schemas.openxmlformats.org/drawingml/2006/wordprocessingDrawing" xmlns:w10="urn:schemas-microsoft-com:office:word" xmlns:w="http://schemas.openxmlformats.org/wordprocessingml/2006/main" xmlns:w14="http://schemas.microsoft.com/office/word/2010/wordml" xmlns:w15="http://schemas.microsoft.com/office/word/2012/wordml" xmlns:w16cex="http://schemas.microsoft.com/office/word/2018/wordml/cex" xmlns:w16cid="http://schemas.microsoft.com/office/word/2016/wordml/cid" xmlns:w16="http://schemas.microsoft.com/office/word/2018/wordml" xmlns:w16sdtdh="http://schemas.microsoft.com/office/word/2020/wordml/sdtdatahash" xmlns:w16se="http://schemas.microsoft.com/office/word/2015/wordml/symex" xmlns:wpg="http://schemas.microsoft.com/office/word/2010/wordprocessingGroup" xmlns:wpi="http://schemas.microsoft.com/office/word/2010/wordprocessingInk" xmlns:wne="http://schemas.microsoft.com/office/word/2006/wordml" xmlns:wps="http://schemas.microsoft.com/office/word/2010/wordprocessingShape" mc:Ignorable="w14 w15 w16se w16cid w16 w16cex w16sdtdh wp14">
+<w:numbering xmlns:wpc="http://schemas.microsoft.com/office/word/2010/wordprocessingCanvas" xmlns:cx="http://schemas.microsoft.com/office/drawing/2014/chartex" xmlns:cx1="http://schemas.microsoft.com/office/drawing/2015/9/8/chartex" xmlns:cx2="http://schemas.microsoft.com/office/drawing/2015/10/21/chartex" xmlns:cx3="http://schemas.microsoft.com/office/drawing/2016/5/9/chartex" xmlns:cx4="http://schemas.microsoft.com/office/drawing/2016/5/10/chartex" xmlns:cx5="http://schemas.microsoft.com/office/drawing/2016/5/11/chartex" xmlns:cx6="http://schemas.microsoft.com/office/drawing/2016/5/12/chartex" xmlns:cx7="http://schemas.microsoft.com/office/drawing/2016/5/13/chartex" xmlns:cx8="http://schemas.microsoft.com/office/drawing/2016/5/14/chartex" xmlns:mc="http://schemas.openxmlformats.org/markup-compatibility/2006" xmlns:aink="http://schemas.microsoft.com/office/drawing/2016/ink" xmlns:am3d="http://schemas.microsoft.com/office/drawing/2017/model3d" xmlns:o="urn:schemas-microsoft-com:office:office" xmlns:oel="http://schemas.microsoft.com/office/2019/extlst" xmlns:r="http://schemas.openxmlformats.org/officeDocument/2006/relationships" xmlns:m="http://schemas.openxmlformats.org/officeDocument/2006/math" xmlns:v="urn:schemas-microsoft-com:vml" xmlns:wp14="http://schemas.microsoft.com/office/word/2010/wordprocessingDrawing" xmlns:wp="http://schemas.openxmlformats.org/drawingml/2006/wordprocessingDrawing" xmlns:w10="urn:schemas-microsoft-com:office:word" xmlns:w="http://schemas.openxmlformats.org/wordprocessingml/2006/main" xmlns:w14="http://schemas.microsoft.com/office/word/2010/wordml" xmlns:w15="http://schemas.microsoft.com/office/word/2012/wordml" xmlns:w16cex="http://schemas.microsoft.com/office/word/2018/wordml/cex" xmlns:w16cid="http://schemas.microsoft.com/office/word/2016/wordml/cid" xmlns:w16="http://schemas.microsoft.com/office/word/2018/wordml" xmlns:w16du="http://schemas.microsoft.com/office/word/2023/wordml/word16du" xmlns:w16sdtdh="http://schemas.microsoft.com/office/word/2020/wordml/sdtdatahash" xmlns:w16sdtfl="http://schemas.microsoft.com/office/word/2024/wordml/sdtformatlock" xmlns:w16se="http://schemas.microsoft.com/office/word/2015/wordml/symex" xmlns:wpg="http://schemas.microsoft.com/office/word/2010/wordprocessingGroup" xmlns:wpi="http://schemas.microsoft.com/office/word/2010/wordprocessingInk" xmlns:wne="http://schemas.microsoft.com/office/word/2006/wordml" xmlns:wps="http://schemas.microsoft.com/office/word/2010/wordprocessingShape" mc:Ignorable="w14 w15 w16se w16cid w16 w16cex w16sdtdh w16sdtfl w16du wp14">
   <w:abstractNum w:abstractNumId="0" w15:restartNumberingAfterBreak="0">
     <w:nsid w:val="05B64213"/>
     <w:multiLevelType w:val="hybridMultilevel"/>
@@ -5964,7 +5825,7 @@
 </file>
 
 <file path=word/styles.xml><?xml version="1.0" encoding="utf-8"?>
-<w:styles xmlns:mc="http://schemas.openxmlformats.org/markup-compatibility/2006" xmlns:r="http://schemas.openxmlformats.org/officeDocument/2006/relationships" xmlns:w="http://schemas.openxmlformats.org/wordprocessingml/2006/main" xmlns:w14="http://schemas.microsoft.com/office/word/2010/wordml" xmlns:w15="http://schemas.microsoft.com/office/word/2012/wordml" xmlns:w16cex="http://schemas.microsoft.com/office/word/2018/wordml/cex" xmlns:w16cid="http://schemas.microsoft.com/office/word/2016/wordml/cid" xmlns:w16="http://schemas.microsoft.com/office/word/2018/wordml" xmlns:w16sdtdh="http://schemas.microsoft.com/office/word/2020/wordml/sdtdatahash" xmlns:w16se="http://schemas.microsoft.com/office/word/2015/wordml/symex" mc:Ignorable="w14 w15 w16se w16cid w16 w16cex w16sdtdh">
+<w:styles xmlns:mc="http://schemas.openxmlformats.org/markup-compatibility/2006" xmlns:r="http://schemas.openxmlformats.org/officeDocument/2006/relationships" xmlns:w="http://schemas.openxmlformats.org/wordprocessingml/2006/main" xmlns:w14="http://schemas.microsoft.com/office/word/2010/wordml" xmlns:w15="http://schemas.microsoft.com/office/word/2012/wordml" xmlns:w16cex="http://schemas.microsoft.com/office/word/2018/wordml/cex" xmlns:w16cid="http://schemas.microsoft.com/office/word/2016/wordml/cid" xmlns:w16="http://schemas.microsoft.com/office/word/2018/wordml" xmlns:w16du="http://schemas.microsoft.com/office/word/2023/wordml/word16du" xmlns:w16sdtdh="http://schemas.microsoft.com/office/word/2020/wordml/sdtdatahash" xmlns:w16sdtfl="http://schemas.microsoft.com/office/word/2024/wordml/sdtformatlock" xmlns:w16se="http://schemas.microsoft.com/office/word/2015/wordml/symex" mc:Ignorable="w14 w15 w16se w16cid w16 w16cex w16sdtdh w16sdtfl w16du">
   <w:docDefaults>
     <w:rPrDefault>
       <w:rPr>
@@ -6567,6 +6428,7 @@
   <w:style w:type="character" w:default="1" w:styleId="a0">
     <w:name w:val="Default Paragraph Font"/>
     <w:uiPriority w:val="1"/>
+    <w:semiHidden/>
     <w:unhideWhenUsed/>
   </w:style>
   <w:style w:type="table" w:default="1" w:styleId="a1">
